--- a/assets/pieces/Ты будешь рабочим Пётр Вяткин 2026.docx
+++ b/assets/pieces/Ты будешь рабочим Пётр Вяткин 2026.docx
@@ -2231,9 +2231,15 @@
         <w:pStyle w:val="NormalWeb"/>
         <w:rPr>
           <w:b/>
-        </w:rPr>
-      </w:pPr>
-      <w:r>
+          <w:i/>
+          <w:iCs/>
+        </w:rPr>
+      </w:pPr>
+      <w:r>
+        <w:rPr>
+          <w:i/>
+          <w:iCs/>
+        </w:rPr>
         <w:t>Дядя Вася обжёг губы горячим чаем.</w:t>
       </w:r>
     </w:p>
